--- a/20_Projects/ストレスチェック/提案/orb/orb_御見積書_個別フォロー_202610.docx
+++ b/20_Projects/ストレスチェック/提案/orb/orb_御見積書_個別フォロー_202610.docx
@@ -2865,7 +2865,7 @@
           <w:sz w:val="21"/>
           <w:szCs w:val="21"/>
         </w:rPr>
-        <w:t xml:space="preserve">「次に同じことが起きたとき、総務ご担当者様が社内で対応できる状態」をゴールに、ご本人の歩みと並行して進めます。</w:t>
+        <w:t xml:space="preserve">ご本人の復職の時期は、主治医・ご本人・貴社で決めていただきます。保健室は時期を遅らせるのではなく、いつ戻っても続けられるよう「戻り方」を整えます。あわせて「次に同じことが起きたとき、総務ご担当者様が社内で対応できる状態」をゴールに進めます。</w:t>
       </w:r>
     </w:p>
     <w:tbl>
@@ -2991,7 +2991,7 @@
                 <w:sz w:val="21"/>
                 <w:szCs w:val="21"/>
               </w:rPr>
-              <w:t xml:space="preserve">ご本人の歩み（目安）</w:t>
+              <w:t xml:space="preserve">ご本人の段階（目安）</w:t>
             </w:r>
           </w:p>
         </w:tc>
@@ -3059,7 +3059,33 @@
                 <w:sz w:val="21"/>
                 <w:szCs w:val="21"/>
               </w:rPr>
-              <w:t xml:space="preserve">休職中の連絡の取り方、会社として決めておくことの整理</w:t>
+              <w:t xml:space="preserve">戻り方の準備：主治医の意見の確認ポイント、ご本人の「大丈夫」との分け方、最初の勤務（日数・時間・配属）</w:t>
+            </w:r>
+          </w:p>
+          <w:p>
+            <w:pPr>
+              <w:spacing w:after="0" w:before="0" w:line="300"/>
+            </w:pPr>
+            <w:r>
+              <w:rPr>
+                <w:rFonts w:ascii="Yu Gothic" w:cs="Yu Gothic" w:eastAsia="Yu Gothic" w:hAnsi="Yu Gothic"/>
+                <w:sz w:val="21"/>
+                <w:szCs w:val="21"/>
+              </w:rPr>
+              <w:t xml:space="preserve">勤務日数と収入の確認（傷病手当金との関係・生活面の見通し）</w:t>
+            </w:r>
+          </w:p>
+          <w:p>
+            <w:pPr>
+              <w:spacing w:after="0" w:before="0" w:line="300"/>
+            </w:pPr>
+            <w:r>
+              <w:rPr>
+                <w:rFonts w:ascii="Yu Gothic" w:cs="Yu Gothic" w:eastAsia="Yu Gothic" w:hAnsi="Yu Gothic"/>
+                <w:sz w:val="21"/>
+                <w:szCs w:val="21"/>
+              </w:rPr>
+              <w:t xml:space="preserve">これまでの再休職の振り返り</w:t>
             </w:r>
           </w:p>
         </w:tc>
@@ -3090,7 +3116,20 @@
                 <w:sz w:val="21"/>
                 <w:szCs w:val="21"/>
               </w:rPr>
-              <w:t xml:space="preserve">休職中・面談スタート</w:t>
+              <w:t xml:space="preserve">復職準備 → 短時間で復職</w:t>
+            </w:r>
+          </w:p>
+          <w:p>
+            <w:pPr>
+              <w:spacing w:after="0" w:before="0" w:line="300"/>
+            </w:pPr>
+            <w:r>
+              <w:rPr>
+                <w:rFonts w:ascii="Yu Gothic" w:cs="Yu Gothic" w:eastAsia="Yu Gothic" w:hAnsi="Yu Gothic"/>
+                <w:sz w:val="21"/>
+                <w:szCs w:val="21"/>
+              </w:rPr>
+              <w:t xml:space="preserve">（週1回30分で毎週様子を確認）</w:t>
             </w:r>
           </w:p>
         </w:tc>
@@ -3158,7 +3197,7 @@
                 <w:sz w:val="21"/>
                 <w:szCs w:val="21"/>
               </w:rPr>
-              <w:t xml:space="preserve">復職判断の準備：主治医の意見の確認ポイント、ご本人の「大丈夫」との分け方</w:t>
+              <w:t xml:space="preserve">復職後に見るべきサイン（遅刻・表情・食事など）と、声かけの仕方</w:t>
             </w:r>
           </w:p>
         </w:tc>
@@ -3189,7 +3228,7 @@
                 <w:sz w:val="21"/>
                 <w:szCs w:val="21"/>
               </w:rPr>
-              <w:t xml:space="preserve">復職の準備</w:t>
+              <w:t xml:space="preserve">週2〜3回・短時間勤務</w:t>
             </w:r>
           </w:p>
         </w:tc>
@@ -3257,7 +3296,7 @@
                 <w:sz w:val="21"/>
                 <w:szCs w:val="21"/>
               </w:rPr>
-              <w:t xml:space="preserve">復職プラン作り（勤務日数・時間・配属）</w:t>
+              <w:t xml:space="preserve">勤務を延ばしてよいかの目安づくり</w:t>
             </w:r>
           </w:p>
           <w:p>
@@ -3301,7 +3340,7 @@
                 <w:sz w:val="21"/>
                 <w:szCs w:val="21"/>
               </w:rPr>
-              <w:t xml:space="preserve">復職のタイミング</w:t>
+              <w:t xml:space="preserve">日数・時間を少しずつ延ばす</w:t>
             </w:r>
           </w:p>
         </w:tc>
@@ -3369,7 +3408,7 @@
                 <w:sz w:val="21"/>
                 <w:szCs w:val="21"/>
               </w:rPr>
-              <w:t xml:space="preserve">復職後に見るべきサインと、声かけの仕方</w:t>
+              <w:t xml:space="preserve">店長・マネージャー・総務の役割分担（誰が何を見るか）</w:t>
             </w:r>
           </w:p>
         </w:tc>
@@ -3400,7 +3439,7 @@
                 <w:sz w:val="21"/>
                 <w:szCs w:val="21"/>
               </w:rPr>
-              <w:t xml:space="preserve">復職直後</w:t>
+              <w:t xml:space="preserve">通常勤務に近づける</w:t>
             </w:r>
           </w:p>
         </w:tc>
@@ -3468,7 +3507,7 @@
                 <w:sz w:val="21"/>
                 <w:szCs w:val="21"/>
               </w:rPr>
-              <w:t xml:space="preserve">店長・マネージャー・総務の役割分担（誰が何を見るか）</w:t>
+              <w:t xml:space="preserve">再休職の兆しが出たときの動き方</w:t>
             </w:r>
           </w:p>
         </w:tc>
@@ -3499,7 +3538,7 @@
                 <w:sz w:val="21"/>
                 <w:szCs w:val="21"/>
               </w:rPr>
-              <w:t xml:space="preserve">勤務の安定</w:t>
+              <w:t xml:space="preserve">定着</w:t>
             </w:r>
           </w:p>
         </w:tc>
